--- a/bank/task_13/variant_35.docx
+++ b/bank/task_13/variant_35.docx
@@ -4,45 +4,32 @@
   <w:body>
     <w:p>
       <w:pPr>
-        <w:spacing w:line="240" w:lineRule="auto"/>
-        <w:jc w:val="both"/>
-        <w:rPr>
-          <w:rFonts w:ascii="Cambria Math" w:hAnsi="Cambria Math"/>
-          <w:sz w:val="24"/>
+        <w:rPr>
           <w:szCs w:val="28"/>
         </w:rPr>
       </w:pPr>
       <w:r>
         <w:rPr>
-          <w:rFonts w:ascii="Cambria Math" w:hAnsi="Cambria Math"/>
           <w:bCs/>
-          <w:sz w:val="24"/>
           <w:szCs w:val="28"/>
         </w:rPr>
         <w:t xml:space="preserve">Задание 13. (70) </w:t>
       </w:r>
       <w:r>
         <w:rPr>
-          <w:rFonts w:ascii="Cambria Math" w:hAnsi="Cambria Math"/>
-          <w:sz w:val="24"/>
           <w:szCs w:val="28"/>
         </w:rPr>
         <w:t xml:space="preserve">Какие из следующих утверждений </w:t>
       </w:r>
       <w:r>
         <w:rPr>
-          <w:rFonts w:ascii="Cambria Math" w:hAnsi="Cambria Math"/>
-          <w:b/>
           <w:bCs/>
-          <w:sz w:val="24"/>
           <w:szCs w:val="28"/>
         </w:rPr>
         <w:t>верны</w:t>
       </w:r>
       <w:r>
         <w:rPr>
-          <w:rFonts w:ascii="Cambria Math" w:hAnsi="Cambria Math"/>
-          <w:sz w:val="24"/>
           <w:szCs w:val="28"/>
         </w:rPr>
         <w:t xml:space="preserve">?  </w:t>
@@ -50,18 +37,12 @@
     </w:p>
     <w:p>
       <w:pPr>
-        <w:spacing w:line="240" w:lineRule="auto"/>
-        <w:jc w:val="both"/>
-        <w:rPr>
-          <w:rFonts w:ascii="Cambria Math" w:hAnsi="Cambria Math"/>
-          <w:sz w:val="24"/>
+        <w:rPr>
           <w:szCs w:val="28"/>
         </w:rPr>
       </w:pPr>
       <w:r>
         <w:rPr>
-          <w:rFonts w:ascii="Cambria Math" w:hAnsi="Cambria Math"/>
-          <w:sz w:val="24"/>
           <w:szCs w:val="28"/>
         </w:rPr>
         <w:t xml:space="preserve">1) Если площадь фигур равна, то равны и сами фигуры.  </w:t>
@@ -69,18 +50,12 @@
     </w:p>
     <w:p>
       <w:pPr>
-        <w:spacing w:line="240" w:lineRule="auto"/>
-        <w:jc w:val="both"/>
-        <w:rPr>
-          <w:rFonts w:ascii="Cambria Math" w:hAnsi="Cambria Math"/>
-          <w:sz w:val="24"/>
+        <w:rPr>
           <w:szCs w:val="28"/>
         </w:rPr>
       </w:pPr>
       <w:r>
         <w:rPr>
-          <w:rFonts w:ascii="Cambria Math" w:hAnsi="Cambria Math"/>
-          <w:sz w:val="24"/>
           <w:szCs w:val="28"/>
         </w:rPr>
         <w:t xml:space="preserve">2) Площадь трапеции равна произведению суммы оснований на высоту.  </w:t>
@@ -88,34 +63,24 @@
     </w:p>
     <w:p>
       <w:pPr>
-        <w:spacing w:line="240" w:lineRule="auto"/>
-        <w:jc w:val="both"/>
-        <w:rPr>
-          <w:rFonts w:ascii="Cambria Math" w:hAnsi="Cambria Math"/>
-          <w:sz w:val="24"/>
+        <w:rPr>
           <w:szCs w:val="28"/>
         </w:rPr>
       </w:pPr>
       <w:r>
         <w:rPr>
-          <w:rFonts w:ascii="Cambria Math" w:hAnsi="Cambria Math"/>
-          <w:sz w:val="24"/>
           <w:szCs w:val="28"/>
         </w:rPr>
         <w:t>3) Если две стороны треугольника равны 4 и 5, а угол между ними равен 30</w:t>
       </w:r>
       <w:r>
         <w:rPr>
-          <w:rFonts w:ascii="Cambria Math" w:hAnsi="Cambria Math"/>
-          <w:sz w:val="24"/>
           <w:szCs w:val="28"/>
         </w:rPr>
         <w:sym w:font="Symbol" w:char="F0B0"/>
       </w:r>
       <w:r>
         <w:rPr>
-          <w:rFonts w:ascii="Cambria Math" w:hAnsi="Cambria Math"/>
-          <w:sz w:val="24"/>
           <w:szCs w:val="28"/>
         </w:rPr>
         <w:t xml:space="preserve"> , то площадь этого треугольника равна 10.  </w:t>
@@ -123,34 +88,24 @@
     </w:p>
     <w:p>
       <w:pPr>
-        <w:spacing w:line="240" w:lineRule="auto"/>
-        <w:jc w:val="both"/>
-        <w:rPr>
-          <w:rFonts w:ascii="Cambria Math" w:hAnsi="Cambria Math"/>
-          <w:sz w:val="24"/>
+        <w:rPr>
           <w:szCs w:val="28"/>
         </w:rPr>
       </w:pPr>
       <w:r>
         <w:rPr>
-          <w:rFonts w:ascii="Cambria Math" w:hAnsi="Cambria Math"/>
-          <w:sz w:val="24"/>
           <w:szCs w:val="28"/>
         </w:rPr>
         <w:t>4) Если две смежные стороны параллелограмма равны 4 и 5, а угол между ними равен 30</w:t>
       </w:r>
       <w:r>
         <w:rPr>
-          <w:rFonts w:ascii="Cambria Math" w:hAnsi="Cambria Math"/>
-          <w:sz w:val="24"/>
           <w:szCs w:val="28"/>
         </w:rPr>
         <w:sym w:font="Symbol" w:char="F0B0"/>
       </w:r>
       <w:r>
         <w:rPr>
-          <w:rFonts w:ascii="Cambria Math" w:hAnsi="Cambria Math"/>
-          <w:sz w:val="24"/>
           <w:szCs w:val="28"/>
         </w:rPr>
         <w:t xml:space="preserve">, то площадь этого параллелограмма равна 10.  </w:t>
@@ -158,37 +113,25 @@
     </w:p>
     <w:p>
       <w:pPr>
-        <w:spacing w:line="240" w:lineRule="auto"/>
-        <w:jc w:val="both"/>
-        <w:rPr>
-          <w:rFonts w:ascii="Cambria Math" w:hAnsi="Cambria Math"/>
+        <w:rPr>
           <w:i/>
           <w:iCs/>
-          <w:sz w:val="24"/>
           <w:szCs w:val="24"/>
         </w:rPr>
       </w:pPr>
       <w:r>
         <w:rPr>
-          <w:rFonts w:ascii="Cambria Math" w:hAnsi="Cambria Math"/>
           <w:i/>
           <w:iCs/>
-          <w:sz w:val="24"/>
           <w:szCs w:val="24"/>
         </w:rPr>
         <w:t xml:space="preserve">В ответ запишите номера выбранных утверждений в порядке возрастания, без пробелов, запятых и других дополнительных символов.  </w:t>
       </w:r>
     </w:p>
-    <w:p>
-      <w:pPr>
-        <w:rPr>
-          <w:sz w:val="24"/>
-        </w:rPr>
-      </w:pPr>
-    </w:p>
+    <w:p/>
     <w:sectPr>
       <w:pgSz w:w="11906" w:h="16838"/>
-      <w:pgMar w:top="1134" w:right="850" w:bottom="1134" w:left="1701" w:header="708" w:footer="708" w:gutter="0"/>
+      <w:pgMar w:top="850" w:right="850" w:bottom="850" w:left="850" w:header="708" w:footer="708" w:gutter="0"/>
       <w:cols w:space="708"/>
       <w:docGrid w:linePitch="360"/>
     </w:sectPr>
@@ -594,6 +537,14 @@
   <w:style w:type="paragraph" w:default="1" w:styleId="a">
     <w:name w:val="Normal"/>
     <w:qFormat/>
+    <w:pPr>
+      <w:spacing w:after="0" w:line="240" w:lineRule="auto"/>
+      <w:jc w:val="both"/>
+    </w:pPr>
+    <w:rPr>
+      <w:rFonts w:ascii="Times New Roman" w:hAnsi="Times New Roman" w:cs="Times New Roman"/>
+      <w:sz w:val="24"/>
+    </w:rPr>
   </w:style>
   <w:style w:type="character" w:default="1" w:styleId="a0">
     <w:name w:val="Default Paragraph Font"/>
